--- a/HubBot_Explanation.docx
+++ b/HubBot_Explanation.docx
@@ -19096,6 +19096,7 @@
           <w:color w:val="BBBEBF"/>
           <w:sz w:val="16"/>
           <w:szCs w:val="16"/>
+          <w:lang w:val="ru-RU"/>
         </w:rPr>
       </w:pPr>
       <w:r>
@@ -19154,8 +19155,6 @@
         </w:rPr>
         <w:t>()</w:t>
       </w:r>
-      <w:bookmarkStart w:id="0" w:name="_GoBack"/>
-      <w:bookmarkEnd w:id="0"/>
     </w:p>
     <w:p>
       <w:pPr>
@@ -19204,6 +19203,57 @@
       <w:r>
         <w:t>Шаблоны Jinja2 в папке templates/ динамически формируют страницы в зависимости от статуса задачи, а стили в static/ задают визуальный вид системы.</w:t>
       </w:r>
+    </w:p>
+    <w:p>
+      <w:pPr>
+        <w:pStyle w:val="22"/>
+        <w:numPr>
+          <w:numId w:val="0"/>
+        </w:numPr>
+        <w:spacing w:after="200" w:line="276" w:lineRule="auto"/>
+        <w:contextualSpacing/>
+      </w:pPr>
+    </w:p>
+    <w:p>
+      <w:pPr>
+        <w:pStyle w:val="22"/>
+        <w:numPr>
+          <w:numId w:val="0"/>
+        </w:numPr>
+        <w:spacing w:after="200" w:line="276" w:lineRule="auto"/>
+        <w:contextualSpacing/>
+        <w:rPr>
+          <w:rFonts w:hint="default"/>
+        </w:rPr>
+      </w:pPr>
+      <w:r>
+        <w:rPr>
+          <w:rFonts w:hint="default"/>
+        </w:rPr>
+        <w:t>docker build -t hubbot .</w:t>
+      </w:r>
+    </w:p>
+    <w:p>
+      <w:pPr>
+        <w:pStyle w:val="22"/>
+        <w:numPr>
+          <w:numId w:val="0"/>
+        </w:numPr>
+        <w:spacing w:after="200" w:line="276" w:lineRule="auto"/>
+        <w:contextualSpacing/>
+        <w:rPr>
+          <w:rFonts w:hint="default"/>
+          <w:lang w:val="en-US"/>
+        </w:rPr>
+      </w:pPr>
+      <w:r>
+        <w:rPr>
+          <w:rFonts w:hint="default"/>
+        </w:rPr>
+        <w:t>docker run -p  5000:5000 -v task-data:/app/data hubbot</w:t>
+      </w:r>
+      <w:bookmarkStart w:id="0" w:name="_GoBack"/>
+      <w:bookmarkEnd w:id="0"/>
     </w:p>
     <w:sectPr>
       <w:pgSz w:w="12240" w:h="15840"/>
